--- a/Journal de bord_Adam_Habbadi.docx
+++ b/Journal de bord_Adam_Habbadi.docx
@@ -63,8 +63,17 @@
           <w:rFonts w:ascii="Calibri" w:eastAsia="Calibri" w:hAnsi="Calibri" w:cs="Calibri"/>
           <w:color w:val="000000"/>
         </w:rPr>
-        <w:t>Nom                   :</w:t>
+        <w:t xml:space="preserve">Nom                </w:t>
       </w:r>
+      <w:proofErr w:type="gramStart"/>
+      <w:r>
+        <w:rPr>
+          <w:rFonts w:ascii="Calibri" w:eastAsia="Calibri" w:hAnsi="Calibri" w:cs="Calibri"/>
+          <w:color w:val="000000"/>
+        </w:rPr>
+        <w:t xml:space="preserve">   :</w:t>
+      </w:r>
+      <w:proofErr w:type="gramEnd"/>
       <w:r>
         <w:rPr>
           <w:rFonts w:ascii="Calibri" w:eastAsia="Calibri" w:hAnsi="Calibri" w:cs="Calibri"/>
@@ -582,7 +591,23 @@
                 <w:rFonts w:ascii="Calibri" w:eastAsia="Calibri" w:hAnsi="Calibri" w:cs="Calibri"/>
                 <w:color w:val="000000"/>
               </w:rPr>
-              <w:t>Développement du Front-end de la partie Admin (Utilisateurs, prestations, catégories, événements).</w:t>
+              <w:t xml:space="preserve">Développement du </w:t>
+            </w:r>
+            <w:proofErr w:type="spellStart"/>
+            <w:r>
+              <w:rPr>
+                <w:rFonts w:ascii="Calibri" w:eastAsia="Calibri" w:hAnsi="Calibri" w:cs="Calibri"/>
+                <w:color w:val="000000"/>
+              </w:rPr>
+              <w:t>Front-end</w:t>
+            </w:r>
+            <w:proofErr w:type="spellEnd"/>
+            <w:r>
+              <w:rPr>
+                <w:rFonts w:ascii="Calibri" w:eastAsia="Calibri" w:hAnsi="Calibri" w:cs="Calibri"/>
+                <w:color w:val="000000"/>
+              </w:rPr>
+              <w:t xml:space="preserve"> de la partie Admin (Utilisateurs, prestations, catégories, événements).</w:t>
             </w:r>
           </w:p>
         </w:tc>
@@ -815,7 +840,23 @@
                 <w:rFonts w:ascii="Calibri" w:eastAsia="Calibri" w:hAnsi="Calibri" w:cs="Calibri"/>
                 <w:color w:val="000000"/>
               </w:rPr>
-              <w:t>Hésitation technique entre l'utilisation de plusieurs serveurs physiques ou un serveur unique avec VMs.</w:t>
+              <w:t xml:space="preserve">Hésitation technique entre l'utilisation de plusieurs serveurs physiques ou un serveur unique avec </w:t>
+            </w:r>
+            <w:proofErr w:type="spellStart"/>
+            <w:r>
+              <w:rPr>
+                <w:rFonts w:ascii="Calibri" w:eastAsia="Calibri" w:hAnsi="Calibri" w:cs="Calibri"/>
+                <w:color w:val="000000"/>
+              </w:rPr>
+              <w:t>VMs</w:t>
+            </w:r>
+            <w:proofErr w:type="spellEnd"/>
+            <w:r>
+              <w:rPr>
+                <w:rFonts w:ascii="Calibri" w:eastAsia="Calibri" w:hAnsi="Calibri" w:cs="Calibri"/>
+                <w:color w:val="000000"/>
+              </w:rPr>
+              <w:t>.</w:t>
             </w:r>
           </w:p>
         </w:tc>
@@ -1063,7 +1104,39 @@
                 <w:rFonts w:ascii="Calibri" w:eastAsia="Calibri" w:hAnsi="Calibri" w:cs="Calibri"/>
                 <w:color w:val="000000"/>
               </w:rPr>
-              <w:t>Installation de Proxmox sur le serveur pour pouvoir créer des VMs spécifiques, dont celle pour EVE-NG.</w:t>
+              <w:t xml:space="preserve">Installation de </w:t>
+            </w:r>
+            <w:proofErr w:type="spellStart"/>
+            <w:r>
+              <w:rPr>
+                <w:rFonts w:ascii="Calibri" w:eastAsia="Calibri" w:hAnsi="Calibri" w:cs="Calibri"/>
+                <w:color w:val="000000"/>
+              </w:rPr>
+              <w:t>Proxmox</w:t>
+            </w:r>
+            <w:proofErr w:type="spellEnd"/>
+            <w:r>
+              <w:rPr>
+                <w:rFonts w:ascii="Calibri" w:eastAsia="Calibri" w:hAnsi="Calibri" w:cs="Calibri"/>
+                <w:color w:val="000000"/>
+              </w:rPr>
+              <w:t xml:space="preserve"> sur le serveur pour pouvoir créer des </w:t>
+            </w:r>
+            <w:proofErr w:type="spellStart"/>
+            <w:r>
+              <w:rPr>
+                <w:rFonts w:ascii="Calibri" w:eastAsia="Calibri" w:hAnsi="Calibri" w:cs="Calibri"/>
+                <w:color w:val="000000"/>
+              </w:rPr>
+              <w:t>VMs</w:t>
+            </w:r>
+            <w:proofErr w:type="spellEnd"/>
+            <w:r>
+              <w:rPr>
+                <w:rFonts w:ascii="Calibri" w:eastAsia="Calibri" w:hAnsi="Calibri" w:cs="Calibri"/>
+                <w:color w:val="000000"/>
+              </w:rPr>
+              <w:t xml:space="preserve"> spécifiques, dont celle pour EVE-NG.</w:t>
             </w:r>
           </w:p>
         </w:tc>
@@ -1090,7 +1163,23 @@
                 <w:rFonts w:ascii="Calibri" w:eastAsia="Calibri" w:hAnsi="Calibri" w:cs="Calibri"/>
                 <w:color w:val="000000"/>
               </w:rPr>
-              <w:t>Installation et configuration de Proxmox (Hyperviseur) et gestion des contraintes d'hébergeur.</w:t>
+              <w:t xml:space="preserve">Installation et configuration de </w:t>
+            </w:r>
+            <w:proofErr w:type="spellStart"/>
+            <w:r>
+              <w:rPr>
+                <w:rFonts w:ascii="Calibri" w:eastAsia="Calibri" w:hAnsi="Calibri" w:cs="Calibri"/>
+                <w:color w:val="000000"/>
+              </w:rPr>
+              <w:t>Proxmox</w:t>
+            </w:r>
+            <w:proofErr w:type="spellEnd"/>
+            <w:r>
+              <w:rPr>
+                <w:rFonts w:ascii="Calibri" w:eastAsia="Calibri" w:hAnsi="Calibri" w:cs="Calibri"/>
+                <w:color w:val="000000"/>
+              </w:rPr>
+              <w:t xml:space="preserve"> (Hyperviseur) et gestion des contraintes d'hébergeur.</w:t>
             </w:r>
           </w:p>
         </w:tc>
@@ -1168,21 +1257,13 @@
                 <w:color w:val="000000"/>
               </w:rPr>
             </w:pPr>
-          </w:p>
-          <w:p>
-            <w:pPr>
-              <w:pBdr>
-                <w:top w:val="nil"/>
-                <w:left w:val="nil"/>
-                <w:bottom w:val="nil"/>
-                <w:right w:val="nil"/>
-                <w:between w:val="nil"/>
-              </w:pBdr>
-              <w:rPr>
-                <w:rFonts w:ascii="Calibri" w:eastAsia="Calibri" w:hAnsi="Calibri" w:cs="Calibri"/>
-                <w:color w:val="000000"/>
-              </w:rPr>
-            </w:pPr>
+            <w:r>
+              <w:rPr>
+                <w:rFonts w:ascii="Calibri" w:eastAsia="Calibri" w:hAnsi="Calibri" w:cs="Calibri"/>
+                <w:color w:val="000000"/>
+              </w:rPr>
+              <w:t>07/03</w:t>
+            </w:r>
           </w:p>
         </w:tc>
         <w:tc>
@@ -1203,6 +1284,29 @@
                 <w:color w:val="000000"/>
               </w:rPr>
             </w:pPr>
+            <w:r>
+              <w:rPr>
+                <w:rFonts w:ascii="Calibri" w:eastAsia="Calibri" w:hAnsi="Calibri" w:cs="Calibri"/>
+                <w:color w:val="000000"/>
+              </w:rPr>
+              <w:t xml:space="preserve">Mise à jour de la documentation technique et fonctionnelle </w:t>
+            </w:r>
+            <w:proofErr w:type="gramStart"/>
+            <w:r>
+              <w:rPr>
+                <w:rFonts w:ascii="Calibri" w:eastAsia="Calibri" w:hAnsi="Calibri" w:cs="Calibri"/>
+                <w:color w:val="000000"/>
+              </w:rPr>
+              <w:t>suite aux</w:t>
+            </w:r>
+            <w:proofErr w:type="gramEnd"/>
+            <w:r>
+              <w:rPr>
+                <w:rFonts w:ascii="Calibri" w:eastAsia="Calibri" w:hAnsi="Calibri" w:cs="Calibri"/>
+                <w:color w:val="000000"/>
+              </w:rPr>
+              <w:t xml:space="preserve"> retours des professeurs.</w:t>
+            </w:r>
           </w:p>
         </w:tc>
         <w:tc>
@@ -1223,6 +1327,13 @@
                 <w:color w:val="000000"/>
               </w:rPr>
             </w:pPr>
+            <w:r>
+              <w:rPr>
+                <w:rFonts w:ascii="Calibri" w:eastAsia="Calibri" w:hAnsi="Calibri" w:cs="Calibri"/>
+                <w:color w:val="000000"/>
+              </w:rPr>
+              <w:t>Nécessité d'intégrer des remarques précises sur la clarté du projet et de justifier plus en détail certains choix techniques.</w:t>
+            </w:r>
           </w:p>
         </w:tc>
         <w:tc>
@@ -1243,6 +1354,13 @@
                 <w:color w:val="000000"/>
               </w:rPr>
             </w:pPr>
+            <w:r>
+              <w:rPr>
+                <w:rFonts w:ascii="Calibri" w:eastAsia="Calibri" w:hAnsi="Calibri" w:cs="Calibri"/>
+                <w:color w:val="000000"/>
+              </w:rPr>
+              <w:t>Reprise complète des documents pour clarifier les schémas et approfondir les explications sur l'architecture.</w:t>
+            </w:r>
           </w:p>
         </w:tc>
         <w:tc>
@@ -1263,6 +1381,13 @@
                 <w:color w:val="000000"/>
               </w:rPr>
             </w:pPr>
+            <w:r>
+              <w:rPr>
+                <w:rFonts w:ascii="Calibri" w:eastAsia="Calibri" w:hAnsi="Calibri" w:cs="Calibri"/>
+                <w:color w:val="000000"/>
+              </w:rPr>
+              <w:t>Rigueur documentaire, importance de la clarté pour un jury et prise en compte de la critique constructive.</w:t>
+            </w:r>
           </w:p>
         </w:tc>
         <w:tc>
@@ -1283,6 +1408,13 @@
                 <w:color w:val="000000"/>
               </w:rPr>
             </w:pPr>
+            <w:r>
+              <w:rPr>
+                <w:rFonts w:ascii="Calibri" w:eastAsia="Calibri" w:hAnsi="Calibri" w:cs="Calibri"/>
+                <w:color w:val="000000"/>
+              </w:rPr>
+              <w:t>Améliore la qualité globale du projet et facilite sa compréhension pour la soutenance finale.</w:t>
+            </w:r>
           </w:p>
         </w:tc>
         <w:tc>
@@ -1303,6 +1435,13 @@
                 <w:color w:val="000000"/>
               </w:rPr>
             </w:pPr>
+            <w:r>
+              <w:rPr>
+                <w:rFonts w:ascii="Calibri" w:eastAsia="Calibri" w:hAnsi="Calibri" w:cs="Calibri"/>
+                <w:color w:val="000000"/>
+              </w:rPr>
+              <w:t>Passer à l'installation technique sur le VPS.</w:t>
+            </w:r>
           </w:p>
         </w:tc>
       </w:tr>
@@ -1340,6 +1479,13 @@
                 <w:color w:val="000000"/>
               </w:rPr>
             </w:pPr>
+            <w:r>
+              <w:rPr>
+                <w:rFonts w:ascii="Calibri" w:eastAsia="Calibri" w:hAnsi="Calibri" w:cs="Calibri"/>
+                <w:color w:val="000000"/>
+              </w:rPr>
+              <w:t>14/03</w:t>
+            </w:r>
           </w:p>
         </w:tc>
         <w:tc>
@@ -1360,6 +1506,13 @@
                 <w:color w:val="000000"/>
               </w:rPr>
             </w:pPr>
+            <w:r>
+              <w:rPr>
+                <w:rFonts w:ascii="Calibri" w:eastAsia="Calibri" w:hAnsi="Calibri" w:cs="Calibri"/>
+                <w:color w:val="000000"/>
+              </w:rPr>
+              <w:t>Création du laboratoire sur EVE-NG : déploiement massif de 5 serveurs Ubuntu et de 5 Firewalls de chaque type.</w:t>
+            </w:r>
           </w:p>
         </w:tc>
         <w:tc>
@@ -1380,6 +1533,13 @@
                 <w:color w:val="000000"/>
               </w:rPr>
             </w:pPr>
+            <w:r>
+              <w:rPr>
+                <w:rFonts w:ascii="Calibri" w:eastAsia="Calibri" w:hAnsi="Calibri" w:cs="Calibri"/>
+                <w:color w:val="000000"/>
+              </w:rPr>
+              <w:t>Difficultés de stabilité lors du déploiement simultané de nombreux équipements et crash d'EVE-NG (erreurs de fichiers temporaires).</w:t>
+            </w:r>
           </w:p>
         </w:tc>
         <w:tc>
@@ -1400,6 +1560,13 @@
                 <w:color w:val="000000"/>
               </w:rPr>
             </w:pPr>
+            <w:r>
+              <w:rPr>
+                <w:rFonts w:ascii="Calibri" w:eastAsia="Calibri" w:hAnsi="Calibri" w:cs="Calibri"/>
+                <w:color w:val="000000"/>
+              </w:rPr>
+              <w:t>Utilisation d'une "Golden Image" (image de référence propre) pour chaque type d'équipement afin d'éviter les corruptions de fichiers et stabiliser l'instanciation.</w:t>
+            </w:r>
           </w:p>
         </w:tc>
         <w:tc>
@@ -1420,6 +1587,13 @@
                 <w:color w:val="000000"/>
               </w:rPr>
             </w:pPr>
+            <w:r>
+              <w:rPr>
+                <w:rFonts w:ascii="Calibri" w:eastAsia="Calibri" w:hAnsi="Calibri" w:cs="Calibri"/>
+                <w:color w:val="000000"/>
+              </w:rPr>
+              <w:t>Gestion de déploiement à grande échelle et optimisation des ressources de l'hyperviseur pour éviter la saturation des fichiers temporaires.</w:t>
+            </w:r>
           </w:p>
         </w:tc>
         <w:tc>
@@ -1440,6 +1614,13 @@
                 <w:color w:val="000000"/>
               </w:rPr>
             </w:pPr>
+            <w:r>
+              <w:rPr>
+                <w:rFonts w:ascii="Calibri" w:eastAsia="Calibri" w:hAnsi="Calibri" w:cs="Calibri"/>
+                <w:color w:val="000000"/>
+              </w:rPr>
+              <w:t>Mise en place de l'infrastructure complète et réaliste pour tester les scénarios de sécurité et de routage.</w:t>
+            </w:r>
           </w:p>
         </w:tc>
         <w:tc>
@@ -1460,6 +1641,696 @@
                 <w:color w:val="000000"/>
               </w:rPr>
             </w:pPr>
+            <w:r>
+              <w:rPr>
+                <w:rFonts w:ascii="Calibri" w:eastAsia="Calibri" w:hAnsi="Calibri" w:cs="Calibri"/>
+                <w:color w:val="000000"/>
+              </w:rPr>
+              <w:t>Configurer l'accès réseau et la sécurité des flux.</w:t>
+            </w:r>
+          </w:p>
+        </w:tc>
+      </w:tr>
+      <w:tr>
+        <w:tc>
+          <w:tcPr>
+            <w:tcW w:w="1290" w:type="dxa"/>
+          </w:tcPr>
+          <w:p>
+            <w:pPr>
+              <w:pBdr>
+                <w:top w:val="nil"/>
+                <w:left w:val="nil"/>
+                <w:bottom w:val="nil"/>
+                <w:right w:val="nil"/>
+                <w:between w:val="nil"/>
+              </w:pBdr>
+              <w:rPr>
+                <w:rFonts w:ascii="Calibri" w:eastAsia="Calibri" w:hAnsi="Calibri" w:cs="Calibri"/>
+                <w:color w:val="000000"/>
+              </w:rPr>
+            </w:pPr>
+            <w:r>
+              <w:rPr>
+                <w:rFonts w:ascii="Calibri" w:eastAsia="Calibri" w:hAnsi="Calibri" w:cs="Calibri"/>
+                <w:color w:val="000000"/>
+              </w:rPr>
+              <w:t>21/03</w:t>
+            </w:r>
+          </w:p>
+        </w:tc>
+        <w:tc>
+          <w:tcPr>
+            <w:tcW w:w="1890" w:type="dxa"/>
+          </w:tcPr>
+          <w:p>
+            <w:pPr>
+              <w:pBdr>
+                <w:top w:val="nil"/>
+                <w:left w:val="nil"/>
+                <w:bottom w:val="nil"/>
+                <w:right w:val="nil"/>
+                <w:between w:val="nil"/>
+              </w:pBdr>
+              <w:rPr>
+                <w:rFonts w:ascii="Calibri" w:eastAsia="Calibri" w:hAnsi="Calibri" w:cs="Calibri"/>
+                <w:color w:val="000000"/>
+              </w:rPr>
+            </w:pPr>
+            <w:r>
+              <w:rPr>
+                <w:rFonts w:ascii="Calibri" w:eastAsia="Calibri" w:hAnsi="Calibri" w:cs="Calibri"/>
+                <w:color w:val="000000"/>
+              </w:rPr>
+              <w:t xml:space="preserve">Configuration du réseau : connexion internet du </w:t>
+            </w:r>
+            <w:proofErr w:type="spellStart"/>
+            <w:r>
+              <w:rPr>
+                <w:rFonts w:ascii="Calibri" w:eastAsia="Calibri" w:hAnsi="Calibri" w:cs="Calibri"/>
+                <w:color w:val="000000"/>
+              </w:rPr>
+              <w:t>lab</w:t>
+            </w:r>
+            <w:proofErr w:type="spellEnd"/>
+            <w:r>
+              <w:rPr>
+                <w:rFonts w:ascii="Calibri" w:eastAsia="Calibri" w:hAnsi="Calibri" w:cs="Calibri"/>
+                <w:color w:val="000000"/>
+              </w:rPr>
+              <w:t xml:space="preserve"> et routage.</w:t>
+            </w:r>
+          </w:p>
+        </w:tc>
+        <w:tc>
+          <w:tcPr>
+            <w:tcW w:w="2340" w:type="dxa"/>
+          </w:tcPr>
+          <w:p>
+            <w:pPr>
+              <w:pBdr>
+                <w:top w:val="nil"/>
+                <w:left w:val="nil"/>
+                <w:bottom w:val="nil"/>
+                <w:right w:val="nil"/>
+                <w:between w:val="nil"/>
+              </w:pBdr>
+              <w:rPr>
+                <w:rFonts w:ascii="Calibri" w:eastAsia="Calibri" w:hAnsi="Calibri" w:cs="Calibri"/>
+                <w:color w:val="000000"/>
+              </w:rPr>
+            </w:pPr>
+            <w:r>
+              <w:rPr>
+                <w:rFonts w:ascii="Calibri" w:eastAsia="Calibri" w:hAnsi="Calibri" w:cs="Calibri"/>
+                <w:color w:val="000000"/>
+              </w:rPr>
+              <w:t xml:space="preserve">Problème de connexion internet pour les </w:t>
+            </w:r>
+            <w:proofErr w:type="spellStart"/>
+            <w:r>
+              <w:rPr>
+                <w:rFonts w:ascii="Calibri" w:eastAsia="Calibri" w:hAnsi="Calibri" w:cs="Calibri"/>
+                <w:color w:val="000000"/>
+              </w:rPr>
+              <w:t>VMs</w:t>
+            </w:r>
+            <w:proofErr w:type="spellEnd"/>
+            <w:r>
+              <w:rPr>
+                <w:rFonts w:ascii="Calibri" w:eastAsia="Calibri" w:hAnsi="Calibri" w:cs="Calibri"/>
+                <w:color w:val="000000"/>
+              </w:rPr>
+              <w:t xml:space="preserve"> internes du lab.</w:t>
+            </w:r>
+          </w:p>
+        </w:tc>
+        <w:tc>
+          <w:tcPr>
+            <w:tcW w:w="2115" w:type="dxa"/>
+          </w:tcPr>
+          <w:p>
+            <w:pPr>
+              <w:pBdr>
+                <w:top w:val="nil"/>
+                <w:left w:val="nil"/>
+                <w:bottom w:val="nil"/>
+                <w:right w:val="nil"/>
+                <w:between w:val="nil"/>
+              </w:pBdr>
+              <w:jc w:val="center"/>
+              <w:rPr>
+                <w:rFonts w:ascii="Calibri" w:eastAsia="Calibri" w:hAnsi="Calibri" w:cs="Calibri"/>
+                <w:color w:val="000000"/>
+              </w:rPr>
+            </w:pPr>
+            <w:r>
+              <w:rPr>
+                <w:rFonts w:ascii="Calibri" w:eastAsia="Calibri" w:hAnsi="Calibri" w:cs="Calibri"/>
+                <w:color w:val="000000"/>
+              </w:rPr>
+              <w:t>Configuration du NAT et du routage spécifique sur le VPS et l'interface bridge d'EVE-NG.</w:t>
+            </w:r>
+          </w:p>
+        </w:tc>
+        <w:tc>
+          <w:tcPr>
+            <w:tcW w:w="2115" w:type="dxa"/>
+          </w:tcPr>
+          <w:p>
+            <w:pPr>
+              <w:pBdr>
+                <w:top w:val="nil"/>
+                <w:left w:val="nil"/>
+                <w:bottom w:val="nil"/>
+                <w:right w:val="nil"/>
+                <w:between w:val="nil"/>
+              </w:pBdr>
+              <w:rPr>
+                <w:rFonts w:ascii="Calibri" w:eastAsia="Calibri" w:hAnsi="Calibri" w:cs="Calibri"/>
+                <w:color w:val="000000"/>
+              </w:rPr>
+            </w:pPr>
+            <w:r>
+              <w:rPr>
+                <w:rFonts w:ascii="Calibri" w:eastAsia="Calibri" w:hAnsi="Calibri" w:cs="Calibri"/>
+                <w:color w:val="000000"/>
+              </w:rPr>
+              <w:t>Routage Linux avancé et gestion des flux entre réseaux virtuels et physiques.</w:t>
+            </w:r>
+          </w:p>
+        </w:tc>
+        <w:tc>
+          <w:tcPr>
+            <w:tcW w:w="2115" w:type="dxa"/>
+          </w:tcPr>
+          <w:p>
+            <w:pPr>
+              <w:pBdr>
+                <w:top w:val="nil"/>
+                <w:left w:val="nil"/>
+                <w:bottom w:val="nil"/>
+                <w:right w:val="nil"/>
+                <w:between w:val="nil"/>
+              </w:pBdr>
+              <w:rPr>
+                <w:rFonts w:ascii="Calibri" w:eastAsia="Calibri" w:hAnsi="Calibri" w:cs="Calibri"/>
+                <w:color w:val="000000"/>
+              </w:rPr>
+            </w:pPr>
+            <w:r>
+              <w:rPr>
+                <w:rFonts w:ascii="Calibri" w:eastAsia="Calibri" w:hAnsi="Calibri" w:cs="Calibri"/>
+                <w:color w:val="000000"/>
+              </w:rPr>
+              <w:t>Permet aux services (Docker, Zabbix) de communiquer avec l'extérieur.</w:t>
+            </w:r>
+          </w:p>
+        </w:tc>
+        <w:tc>
+          <w:tcPr>
+            <w:tcW w:w="2115" w:type="dxa"/>
+          </w:tcPr>
+          <w:p>
+            <w:pPr>
+              <w:pBdr>
+                <w:top w:val="nil"/>
+                <w:left w:val="nil"/>
+                <w:bottom w:val="nil"/>
+                <w:right w:val="nil"/>
+                <w:between w:val="nil"/>
+              </w:pBdr>
+              <w:rPr>
+                <w:rFonts w:ascii="Calibri" w:eastAsia="Calibri" w:hAnsi="Calibri" w:cs="Calibri"/>
+                <w:color w:val="000000"/>
+              </w:rPr>
+            </w:pPr>
+            <w:r>
+              <w:rPr>
+                <w:rFonts w:ascii="Calibri" w:eastAsia="Calibri" w:hAnsi="Calibri" w:cs="Calibri"/>
+                <w:color w:val="000000"/>
+              </w:rPr>
+              <w:t>Installer les services de gestion.</w:t>
+            </w:r>
+          </w:p>
+        </w:tc>
+      </w:tr>
+      <w:tr>
+        <w:tc>
+          <w:tcPr>
+            <w:tcW w:w="1290" w:type="dxa"/>
+          </w:tcPr>
+          <w:p>
+            <w:pPr>
+              <w:pBdr>
+                <w:top w:val="nil"/>
+                <w:left w:val="nil"/>
+                <w:bottom w:val="nil"/>
+                <w:right w:val="nil"/>
+                <w:between w:val="nil"/>
+              </w:pBdr>
+              <w:rPr>
+                <w:rFonts w:ascii="Calibri" w:eastAsia="Calibri" w:hAnsi="Calibri" w:cs="Calibri"/>
+                <w:color w:val="000000"/>
+              </w:rPr>
+            </w:pPr>
+            <w:r>
+              <w:rPr>
+                <w:rFonts w:ascii="Calibri" w:eastAsia="Calibri" w:hAnsi="Calibri" w:cs="Calibri"/>
+                <w:color w:val="000000"/>
+              </w:rPr>
+              <w:lastRenderedPageBreak/>
+              <w:t>28/03</w:t>
+            </w:r>
+          </w:p>
+        </w:tc>
+        <w:tc>
+          <w:tcPr>
+            <w:tcW w:w="1890" w:type="dxa"/>
+          </w:tcPr>
+          <w:p>
+            <w:pPr>
+              <w:pBdr>
+                <w:top w:val="nil"/>
+                <w:left w:val="nil"/>
+                <w:bottom w:val="nil"/>
+                <w:right w:val="nil"/>
+                <w:between w:val="nil"/>
+              </w:pBdr>
+              <w:jc w:val="center"/>
+              <w:rPr>
+                <w:rFonts w:ascii="Calibri" w:eastAsia="Calibri" w:hAnsi="Calibri" w:cs="Calibri"/>
+                <w:color w:val="000000"/>
+              </w:rPr>
+            </w:pPr>
+            <w:r>
+              <w:rPr>
+                <w:rFonts w:ascii="Calibri" w:eastAsia="Calibri" w:hAnsi="Calibri" w:cs="Calibri"/>
+                <w:color w:val="000000"/>
+              </w:rPr>
+              <w:t xml:space="preserve">Configuration d'un serveur Web (Docker + </w:t>
+            </w:r>
+            <w:proofErr w:type="spellStart"/>
+            <w:r>
+              <w:rPr>
+                <w:rFonts w:ascii="Calibri" w:eastAsia="Calibri" w:hAnsi="Calibri" w:cs="Calibri"/>
+                <w:color w:val="000000"/>
+              </w:rPr>
+              <w:t>Portainer</w:t>
+            </w:r>
+            <w:proofErr w:type="spellEnd"/>
+            <w:r>
+              <w:rPr>
+                <w:rFonts w:ascii="Calibri" w:eastAsia="Calibri" w:hAnsi="Calibri" w:cs="Calibri"/>
+                <w:color w:val="000000"/>
+              </w:rPr>
+              <w:t>) et supervision (Zabbix).</w:t>
+            </w:r>
+          </w:p>
+        </w:tc>
+        <w:tc>
+          <w:tcPr>
+            <w:tcW w:w="2340" w:type="dxa"/>
+          </w:tcPr>
+          <w:p>
+            <w:pPr>
+              <w:pBdr>
+                <w:top w:val="nil"/>
+                <w:left w:val="nil"/>
+                <w:bottom w:val="nil"/>
+                <w:right w:val="nil"/>
+                <w:between w:val="nil"/>
+              </w:pBdr>
+              <w:rPr>
+                <w:rFonts w:ascii="Calibri" w:eastAsia="Calibri" w:hAnsi="Calibri" w:cs="Calibri"/>
+                <w:color w:val="000000"/>
+              </w:rPr>
+            </w:pPr>
+            <w:r>
+              <w:rPr>
+                <w:rFonts w:ascii="Calibri" w:eastAsia="Calibri" w:hAnsi="Calibri" w:cs="Calibri"/>
+                <w:color w:val="000000"/>
+              </w:rPr>
+              <w:t>Difficulté de gestion visuelle des conteneurs et des équipements réseau (Firewalls).</w:t>
+            </w:r>
+          </w:p>
+        </w:tc>
+        <w:tc>
+          <w:tcPr>
+            <w:tcW w:w="2115" w:type="dxa"/>
+          </w:tcPr>
+          <w:p>
+            <w:pPr>
+              <w:pBdr>
+                <w:top w:val="nil"/>
+                <w:left w:val="nil"/>
+                <w:bottom w:val="nil"/>
+                <w:right w:val="nil"/>
+                <w:between w:val="nil"/>
+              </w:pBdr>
+              <w:jc w:val="center"/>
+              <w:rPr>
+                <w:rFonts w:ascii="Calibri" w:eastAsia="Calibri" w:hAnsi="Calibri" w:cs="Calibri"/>
+                <w:color w:val="000000"/>
+              </w:rPr>
+            </w:pPr>
+            <w:r>
+              <w:rPr>
+                <w:rFonts w:ascii="Calibri" w:eastAsia="Calibri" w:hAnsi="Calibri" w:cs="Calibri"/>
+                <w:color w:val="000000"/>
+              </w:rPr>
+              <w:t xml:space="preserve">Installation de </w:t>
+            </w:r>
+            <w:proofErr w:type="spellStart"/>
+            <w:r>
+              <w:rPr>
+                <w:rFonts w:ascii="Calibri" w:eastAsia="Calibri" w:hAnsi="Calibri" w:cs="Calibri"/>
+                <w:color w:val="000000"/>
+              </w:rPr>
+              <w:t>Portainer</w:t>
+            </w:r>
+            <w:proofErr w:type="spellEnd"/>
+            <w:r>
+              <w:rPr>
+                <w:rFonts w:ascii="Calibri" w:eastAsia="Calibri" w:hAnsi="Calibri" w:cs="Calibri"/>
+                <w:color w:val="000000"/>
+              </w:rPr>
+              <w:t xml:space="preserve"> pour le web et de l'interface graphique Zabbix pour monitorer les firewalls.</w:t>
+            </w:r>
+          </w:p>
+        </w:tc>
+        <w:tc>
+          <w:tcPr>
+            <w:tcW w:w="2115" w:type="dxa"/>
+          </w:tcPr>
+          <w:p>
+            <w:pPr>
+              <w:pBdr>
+                <w:top w:val="nil"/>
+                <w:left w:val="nil"/>
+                <w:bottom w:val="nil"/>
+                <w:right w:val="nil"/>
+                <w:between w:val="nil"/>
+              </w:pBdr>
+              <w:rPr>
+                <w:rFonts w:ascii="Calibri" w:eastAsia="Calibri" w:hAnsi="Calibri" w:cs="Calibri"/>
+                <w:color w:val="000000"/>
+              </w:rPr>
+            </w:pPr>
+            <w:r>
+              <w:rPr>
+                <w:rFonts w:ascii="Calibri" w:eastAsia="Calibri" w:hAnsi="Calibri" w:cs="Calibri"/>
+                <w:color w:val="000000"/>
+              </w:rPr>
+              <w:t>Conteneurisation (Docker) et supervision réseau (Zabbix).</w:t>
+            </w:r>
+          </w:p>
+        </w:tc>
+        <w:tc>
+          <w:tcPr>
+            <w:tcW w:w="2115" w:type="dxa"/>
+          </w:tcPr>
+          <w:p>
+            <w:pPr>
+              <w:pBdr>
+                <w:top w:val="nil"/>
+                <w:left w:val="nil"/>
+                <w:bottom w:val="nil"/>
+                <w:right w:val="nil"/>
+                <w:between w:val="nil"/>
+              </w:pBdr>
+              <w:rPr>
+                <w:rFonts w:ascii="Calibri" w:eastAsia="Calibri" w:hAnsi="Calibri" w:cs="Calibri"/>
+                <w:color w:val="000000"/>
+              </w:rPr>
+            </w:pPr>
+            <w:r>
+              <w:rPr>
+                <w:rFonts w:ascii="Calibri" w:eastAsia="Calibri" w:hAnsi="Calibri" w:cs="Calibri"/>
+                <w:color w:val="000000"/>
+              </w:rPr>
+              <w:t>Offre une visibilité graphique et une gestion simplifiée de toute l'infra.</w:t>
+            </w:r>
+          </w:p>
+        </w:tc>
+        <w:tc>
+          <w:tcPr>
+            <w:tcW w:w="2115" w:type="dxa"/>
+          </w:tcPr>
+          <w:p>
+            <w:pPr>
+              <w:pBdr>
+                <w:top w:val="nil"/>
+                <w:left w:val="nil"/>
+                <w:bottom w:val="nil"/>
+                <w:right w:val="nil"/>
+                <w:between w:val="nil"/>
+              </w:pBdr>
+              <w:rPr>
+                <w:rFonts w:ascii="Calibri" w:eastAsia="Calibri" w:hAnsi="Calibri" w:cs="Calibri"/>
+                <w:color w:val="000000"/>
+              </w:rPr>
+            </w:pPr>
+            <w:r>
+              <w:rPr>
+                <w:rFonts w:ascii="Calibri" w:eastAsia="Calibri" w:hAnsi="Calibri" w:cs="Calibri"/>
+                <w:color w:val="000000"/>
+              </w:rPr>
+              <w:t>Gérer les accès distants.</w:t>
+            </w:r>
+          </w:p>
+        </w:tc>
+      </w:tr>
+      <w:tr>
+        <w:tc>
+          <w:tcPr>
+            <w:tcW w:w="1290" w:type="dxa"/>
+          </w:tcPr>
+          <w:p>
+            <w:pPr>
+              <w:pBdr>
+                <w:top w:val="nil"/>
+                <w:left w:val="nil"/>
+                <w:bottom w:val="nil"/>
+                <w:right w:val="nil"/>
+                <w:between w:val="nil"/>
+              </w:pBdr>
+              <w:rPr>
+                <w:rFonts w:ascii="Calibri" w:eastAsia="Calibri" w:hAnsi="Calibri" w:cs="Calibri"/>
+                <w:color w:val="000000"/>
+              </w:rPr>
+            </w:pPr>
+            <w:r>
+              <w:rPr>
+                <w:rFonts w:ascii="Calibri" w:eastAsia="Calibri" w:hAnsi="Calibri" w:cs="Calibri"/>
+                <w:color w:val="000000"/>
+              </w:rPr>
+              <w:t>18/04</w:t>
+            </w:r>
+          </w:p>
+        </w:tc>
+        <w:tc>
+          <w:tcPr>
+            <w:tcW w:w="1890" w:type="dxa"/>
+          </w:tcPr>
+          <w:p>
+            <w:pPr>
+              <w:pBdr>
+                <w:top w:val="nil"/>
+                <w:left w:val="nil"/>
+                <w:bottom w:val="nil"/>
+                <w:right w:val="nil"/>
+                <w:between w:val="nil"/>
+              </w:pBdr>
+              <w:jc w:val="center"/>
+              <w:rPr>
+                <w:rFonts w:ascii="Calibri" w:eastAsia="Calibri" w:hAnsi="Calibri" w:cs="Calibri"/>
+                <w:color w:val="000000"/>
+              </w:rPr>
+            </w:pPr>
+            <w:r>
+              <w:rPr>
+                <w:rFonts w:ascii="Calibri" w:eastAsia="Calibri" w:hAnsi="Calibri" w:cs="Calibri"/>
+                <w:color w:val="000000"/>
+              </w:rPr>
+              <w:t xml:space="preserve">Gestion </w:t>
+            </w:r>
+            <w:proofErr w:type="spellStart"/>
+            <w:r>
+              <w:rPr>
+                <w:rFonts w:ascii="Calibri" w:eastAsia="Calibri" w:hAnsi="Calibri" w:cs="Calibri"/>
+                <w:color w:val="000000"/>
+              </w:rPr>
+              <w:t>multi-sites</w:t>
+            </w:r>
+            <w:proofErr w:type="spellEnd"/>
+            <w:r>
+              <w:rPr>
+                <w:rFonts w:ascii="Calibri" w:eastAsia="Calibri" w:hAnsi="Calibri" w:cs="Calibri"/>
+                <w:color w:val="000000"/>
+              </w:rPr>
+              <w:t xml:space="preserve"> : Interface graphique de gestion pour le site de Montreuil.</w:t>
+            </w:r>
+          </w:p>
+        </w:tc>
+        <w:tc>
+          <w:tcPr>
+            <w:tcW w:w="2340" w:type="dxa"/>
+          </w:tcPr>
+          <w:p>
+            <w:pPr>
+              <w:pBdr>
+                <w:top w:val="nil"/>
+                <w:left w:val="nil"/>
+                <w:bottom w:val="nil"/>
+                <w:right w:val="nil"/>
+                <w:between w:val="nil"/>
+              </w:pBdr>
+              <w:rPr>
+                <w:rFonts w:ascii="Calibri" w:eastAsia="Calibri" w:hAnsi="Calibri" w:cs="Calibri"/>
+                <w:color w:val="000000"/>
+              </w:rPr>
+            </w:pPr>
+            <w:r>
+              <w:rPr>
+                <w:rFonts w:ascii="Calibri" w:eastAsia="Calibri" w:hAnsi="Calibri" w:cs="Calibri"/>
+                <w:color w:val="000000"/>
+              </w:rPr>
+              <w:t>Difficulté d'accès distant sécurisé pour administrer les firewalls depuis un PC client à Montreuil.</w:t>
+            </w:r>
+          </w:p>
+          <w:p>
+            <w:pPr>
+              <w:ind w:firstLine="720"/>
+              <w:rPr>
+                <w:rFonts w:ascii="Calibri" w:eastAsia="Calibri" w:hAnsi="Calibri" w:cs="Calibri"/>
+              </w:rPr>
+            </w:pPr>
+          </w:p>
+        </w:tc>
+        <w:tc>
+          <w:tcPr>
+            <w:tcW w:w="2115" w:type="dxa"/>
+          </w:tcPr>
+          <w:p>
+            <w:pPr>
+              <w:pBdr>
+                <w:top w:val="nil"/>
+                <w:left w:val="nil"/>
+                <w:bottom w:val="nil"/>
+                <w:right w:val="nil"/>
+                <w:between w:val="nil"/>
+              </w:pBdr>
+              <w:jc w:val="center"/>
+              <w:rPr>
+                <w:rFonts w:ascii="Calibri" w:eastAsia="Calibri" w:hAnsi="Calibri" w:cs="Calibri"/>
+                <w:color w:val="000000"/>
+              </w:rPr>
+            </w:pPr>
+            <w:r>
+              <w:rPr>
+                <w:rFonts w:ascii="Calibri" w:eastAsia="Calibri" w:hAnsi="Calibri" w:cs="Calibri"/>
+                <w:color w:val="000000"/>
+              </w:rPr>
+              <w:t>Configuration des accès et des interfaces de gestion pour permettre le pilotage distant du réseau.</w:t>
+            </w:r>
+          </w:p>
+        </w:tc>
+        <w:tc>
+          <w:tcPr>
+            <w:tcW w:w="2115" w:type="dxa"/>
+          </w:tcPr>
+          <w:p>
+            <w:pPr>
+              <w:pBdr>
+                <w:top w:val="nil"/>
+                <w:left w:val="nil"/>
+                <w:bottom w:val="nil"/>
+                <w:right w:val="nil"/>
+                <w:between w:val="nil"/>
+              </w:pBdr>
+              <w:rPr>
+                <w:rFonts w:ascii="Calibri" w:eastAsia="Calibri" w:hAnsi="Calibri" w:cs="Calibri"/>
+                <w:color w:val="000000"/>
+              </w:rPr>
+            </w:pPr>
+            <w:r>
+              <w:rPr>
+                <w:rFonts w:ascii="Calibri" w:eastAsia="Calibri" w:hAnsi="Calibri" w:cs="Calibri"/>
+                <w:color w:val="000000"/>
+              </w:rPr>
+              <w:t xml:space="preserve">Administration réseau </w:t>
+            </w:r>
+            <w:proofErr w:type="spellStart"/>
+            <w:r>
+              <w:rPr>
+                <w:rFonts w:ascii="Calibri" w:eastAsia="Calibri" w:hAnsi="Calibri" w:cs="Calibri"/>
+                <w:color w:val="000000"/>
+              </w:rPr>
+              <w:t>multi-sites</w:t>
+            </w:r>
+            <w:proofErr w:type="spellEnd"/>
+            <w:r>
+              <w:rPr>
+                <w:rFonts w:ascii="Calibri" w:eastAsia="Calibri" w:hAnsi="Calibri" w:cs="Calibri"/>
+                <w:color w:val="000000"/>
+              </w:rPr>
+              <w:t xml:space="preserve"> et sécurisation des interfaces de management.</w:t>
+            </w:r>
+          </w:p>
+        </w:tc>
+        <w:tc>
+          <w:tcPr>
+            <w:tcW w:w="2115" w:type="dxa"/>
+          </w:tcPr>
+          <w:p>
+            <w:pPr>
+              <w:pBdr>
+                <w:top w:val="nil"/>
+                <w:left w:val="nil"/>
+                <w:bottom w:val="nil"/>
+                <w:right w:val="nil"/>
+                <w:between w:val="nil"/>
+              </w:pBdr>
+              <w:rPr>
+                <w:rFonts w:ascii="Calibri" w:eastAsia="Calibri" w:hAnsi="Calibri" w:cs="Calibri"/>
+                <w:color w:val="000000"/>
+              </w:rPr>
+            </w:pPr>
+            <w:r>
+              <w:rPr>
+                <w:rFonts w:ascii="Calibri" w:eastAsia="Calibri" w:hAnsi="Calibri" w:cs="Calibri"/>
+                <w:color w:val="000000"/>
+              </w:rPr>
+              <w:t>Permet une administration décentralisée du projet depuis différents lieux.</w:t>
+            </w:r>
+          </w:p>
+        </w:tc>
+        <w:tc>
+          <w:tcPr>
+            <w:tcW w:w="2115" w:type="dxa"/>
+          </w:tcPr>
+          <w:p>
+            <w:pPr>
+              <w:pBdr>
+                <w:top w:val="nil"/>
+                <w:left w:val="nil"/>
+                <w:bottom w:val="nil"/>
+                <w:right w:val="nil"/>
+                <w:between w:val="nil"/>
+              </w:pBdr>
+              <w:rPr>
+                <w:rFonts w:ascii="Calibri" w:eastAsia="Calibri" w:hAnsi="Calibri" w:cs="Calibri"/>
+                <w:color w:val="000000"/>
+              </w:rPr>
+            </w:pPr>
+            <w:r>
+              <w:rPr>
+                <w:rFonts w:ascii="Calibri" w:eastAsia="Calibri" w:hAnsi="Calibri" w:cs="Calibri"/>
+                <w:color w:val="000000"/>
+              </w:rPr>
+              <w:t>Phase de tests finaux.</w:t>
+            </w:r>
           </w:p>
         </w:tc>
       </w:tr>
